--- a/docs/07-Enterprise-Pipelines-and-Data-Lineage.docx
+++ b/docs/07-Enterprise-Pipelines-and-Data-Lineage.docx
@@ -26,6 +26,1313 @@
         <w:t xml:space="preserve">This document describes the enterprise knowledge ETL pipelines, connector architecture, provenance model, smoke validation gates, and runtime integration paths used in the demo platform.</w:t>
       </w:r>
     </w:p>
+    <w:p>
+      <w:pPr>
+        <w:spacing w:after="200"/>
+      </w:pPr>
+    </w:p>
+    <w:p>
+      <w:pPr>
+        <w:pStyle w:val="Heading2"/>
+      </w:pPr>
+      <w:r>
+        <w:t xml:space="preserve">Prerequisites</w:t>
+      </w:r>
+    </w:p>
+    <w:tbl>
+      <w:tblPr>
+        <w:tblW w:type="dxa" w:w="9360"/>
+        <w:tblBorders>
+          <w:top w:val="single" w:color="auto" w:sz="4"/>
+          <w:left w:val="single" w:color="auto" w:sz="4"/>
+          <w:bottom w:val="single" w:color="auto" w:sz="4"/>
+          <w:right w:val="single" w:color="auto" w:sz="4"/>
+          <w:insideH w:val="single" w:color="auto" w:sz="4"/>
+          <w:insideV w:val="single" w:color="auto" w:sz="4"/>
+        </w:tblBorders>
+      </w:tblPr>
+      <w:tblGrid>
+        <w:gridCol w:w="2800"/>
+        <w:gridCol w:w="6560"/>
+      </w:tblGrid>
+      <w:tr>
+        <w:tc>
+          <w:tcPr>
+            <w:tcW w:type="dxa" w:w="2800"/>
+            <w:tcBorders>
+              <w:top w:val="single" w:color="CCCCCC" w:sz="1"/>
+              <w:left w:val="single" w:color="CCCCCC" w:sz="1"/>
+              <w:bottom w:val="single" w:color="CCCCCC" w:sz="1"/>
+              <w:right w:val="single" w:color="CCCCCC" w:sz="1"/>
+            </w:tcBorders>
+            <w:shd w:fill="1F4E79" w:val="clear"/>
+            <w:tcMar>
+              <w:top w:type="dxa" w:w="80"/>
+              <w:left w:type="dxa" w:w="120"/>
+              <w:bottom w:type="dxa" w:w="80"/>
+              <w:right w:type="dxa" w:w="120"/>
+            </w:tcMar>
+          </w:tcPr>
+          <w:p>
+            <w:r>
+              <w:rPr>
+                <w:b/>
+                <w:bCs/>
+                <w:color w:val="FFFFFF"/>
+              </w:rPr>
+              <w:t xml:space="preserve">Requirement</w:t>
+            </w:r>
+          </w:p>
+        </w:tc>
+        <w:tc>
+          <w:tcPr>
+            <w:tcW w:type="dxa" w:w="6560"/>
+            <w:tcBorders>
+              <w:top w:val="single" w:color="CCCCCC" w:sz="1"/>
+              <w:left w:val="single" w:color="CCCCCC" w:sz="1"/>
+              <w:bottom w:val="single" w:color="CCCCCC" w:sz="1"/>
+              <w:right w:val="single" w:color="CCCCCC" w:sz="1"/>
+            </w:tcBorders>
+            <w:shd w:fill="1F4E79" w:val="clear"/>
+            <w:tcMar>
+              <w:top w:type="dxa" w:w="80"/>
+              <w:left w:type="dxa" w:w="120"/>
+              <w:bottom w:type="dxa" w:w="80"/>
+              <w:right w:type="dxa" w:w="120"/>
+            </w:tcMar>
+          </w:tcPr>
+          <w:p>
+            <w:r>
+              <w:rPr>
+                <w:b/>
+                <w:bCs/>
+                <w:color w:val="FFFFFF"/>
+              </w:rPr>
+              <w:t xml:space="preserve">Details</w:t>
+            </w:r>
+          </w:p>
+        </w:tc>
+      </w:tr>
+      <w:tr>
+        <w:tc>
+          <w:tcPr>
+            <w:tcW w:type="dxa" w:w="2800"/>
+            <w:tcBorders>
+              <w:top w:val="single" w:color="CCCCCC" w:sz="1"/>
+              <w:left w:val="single" w:color="CCCCCC" w:sz="1"/>
+              <w:bottom w:val="single" w:color="CCCCCC" w:sz="1"/>
+              <w:right w:val="single" w:color="CCCCCC" w:sz="1"/>
+            </w:tcBorders>
+            <w:tcMar>
+              <w:top w:type="dxa" w:w="80"/>
+              <w:left w:type="dxa" w:w="120"/>
+              <w:bottom w:type="dxa" w:w="80"/>
+              <w:right w:type="dxa" w:w="120"/>
+            </w:tcMar>
+          </w:tcPr>
+          <w:p>
+            <w:r>
+              <w:t xml:space="preserve">Python 3.12+ venv</w:t>
+            </w:r>
+          </w:p>
+        </w:tc>
+        <w:tc>
+          <w:tcPr>
+            <w:tcW w:type="dxa" w:w="6560"/>
+            <w:tcBorders>
+              <w:top w:val="single" w:color="CCCCCC" w:sz="1"/>
+              <w:left w:val="single" w:color="CCCCCC" w:sz="1"/>
+              <w:bottom w:val="single" w:color="CCCCCC" w:sz="1"/>
+              <w:right w:val="single" w:color="CCCCCC" w:sz="1"/>
+            </w:tcBorders>
+            <w:tcMar>
+              <w:top w:type="dxa" w:w="80"/>
+              <w:left w:type="dxa" w:w="120"/>
+              <w:bottom w:type="dxa" w:w="80"/>
+              <w:right w:type="dxa" w:w="120"/>
+            </w:tcMar>
+          </w:tcPr>
+          <w:p>
+            <w:r>
+              <w:t xml:space="preserve">pip install -r requirements.txt</w:t>
+            </w:r>
+          </w:p>
+        </w:tc>
+      </w:tr>
+      <w:tr>
+        <w:tc>
+          <w:tcPr>
+            <w:tcW w:type="dxa" w:w="2800"/>
+            <w:tcBorders>
+              <w:top w:val="single" w:color="CCCCCC" w:sz="1"/>
+              <w:left w:val="single" w:color="CCCCCC" w:sz="1"/>
+              <w:bottom w:val="single" w:color="CCCCCC" w:sz="1"/>
+              <w:right w:val="single" w:color="CCCCCC" w:sz="1"/>
+            </w:tcBorders>
+            <w:tcMar>
+              <w:top w:type="dxa" w:w="80"/>
+              <w:left w:type="dxa" w:w="120"/>
+              <w:bottom w:type="dxa" w:w="80"/>
+              <w:right w:type="dxa" w:w="120"/>
+            </w:tcMar>
+          </w:tcPr>
+          <w:p>
+            <w:r>
+              <w:t xml:space="preserve">Neo4j on :7687</w:t>
+            </w:r>
+          </w:p>
+        </w:tc>
+        <w:tc>
+          <w:tcPr>
+            <w:tcW w:type="dxa" w:w="6560"/>
+            <w:tcBorders>
+              <w:top w:val="single" w:color="CCCCCC" w:sz="1"/>
+              <w:left w:val="single" w:color="CCCCCC" w:sz="1"/>
+              <w:bottom w:val="single" w:color="CCCCCC" w:sz="1"/>
+              <w:right w:val="single" w:color="CCCCCC" w:sz="1"/>
+            </w:tcBorders>
+            <w:tcMar>
+              <w:top w:type="dxa" w:w="80"/>
+              <w:left w:type="dxa" w:w="120"/>
+              <w:bottom w:type="dxa" w:w="80"/>
+              <w:right w:type="dxa" w:w="120"/>
+            </w:tcMar>
+          </w:tcPr>
+          <w:p>
+            <w:r>
+              <w:t xml:space="preserve">docker start neo4j-demo or ./run_enterprise_demo.sh step 1</w:t>
+            </w:r>
+          </w:p>
+        </w:tc>
+      </w:tr>
+      <w:tr>
+        <w:tc>
+          <w:tcPr>
+            <w:tcW w:type="dxa" w:w="2800"/>
+            <w:tcBorders>
+              <w:top w:val="single" w:color="CCCCCC" w:sz="1"/>
+              <w:left w:val="single" w:color="CCCCCC" w:sz="1"/>
+              <w:bottom w:val="single" w:color="CCCCCC" w:sz="1"/>
+              <w:right w:val="single" w:color="CCCCCC" w:sz="1"/>
+            </w:tcBorders>
+            <w:tcMar>
+              <w:top w:type="dxa" w:w="80"/>
+              <w:left w:type="dxa" w:w="120"/>
+              <w:bottom w:type="dxa" w:w="80"/>
+              <w:right w:type="dxa" w:w="120"/>
+            </w:tcMar>
+          </w:tcPr>
+          <w:p>
+            <w:r>
+              <w:t xml:space="preserve">Mock APIs on :8090</w:t>
+            </w:r>
+          </w:p>
+        </w:tc>
+        <w:tc>
+          <w:tcPr>
+            <w:tcW w:type="dxa" w:w="6560"/>
+            <w:tcBorders>
+              <w:top w:val="single" w:color="CCCCCC" w:sz="1"/>
+              <w:left w:val="single" w:color="CCCCCC" w:sz="1"/>
+              <w:bottom w:val="single" w:color="CCCCCC" w:sz="1"/>
+              <w:right w:val="single" w:color="CCCCCC" w:sz="1"/>
+            </w:tcBorders>
+            <w:tcMar>
+              <w:top w:type="dxa" w:w="80"/>
+              <w:left w:type="dxa" w:w="120"/>
+              <w:bottom w:type="dxa" w:w="80"/>
+              <w:right w:type="dxa" w:w="120"/>
+            </w:tcMar>
+          </w:tcPr>
+          <w:p>
+            <w:r>
+              <w:t xml:space="preserve">Required for USE_MOCK_ENTERPRISE_APIS=true (default)</w:t>
+            </w:r>
+          </w:p>
+        </w:tc>
+      </w:tr>
+      <w:tr>
+        <w:tc>
+          <w:tcPr>
+            <w:tcW w:type="dxa" w:w="2800"/>
+            <w:tcBorders>
+              <w:top w:val="single" w:color="CCCCCC" w:sz="1"/>
+              <w:left w:val="single" w:color="CCCCCC" w:sz="1"/>
+              <w:bottom w:val="single" w:color="CCCCCC" w:sz="1"/>
+              <w:right w:val="single" w:color="CCCCCC" w:sz="1"/>
+            </w:tcBorders>
+            <w:tcMar>
+              <w:top w:type="dxa" w:w="80"/>
+              <w:left w:type="dxa" w:w="120"/>
+              <w:bottom w:type="dxa" w:w="80"/>
+              <w:right w:type="dxa" w:w="120"/>
+            </w:tcMar>
+          </w:tcPr>
+          <w:p>
+            <w:r>
+              <w:t xml:space="preserve">.env</w:t>
+            </w:r>
+          </w:p>
+        </w:tc>
+        <w:tc>
+          <w:tcPr>
+            <w:tcW w:type="dxa" w:w="6560"/>
+            <w:tcBorders>
+              <w:top w:val="single" w:color="CCCCCC" w:sz="1"/>
+              <w:left w:val="single" w:color="CCCCCC" w:sz="1"/>
+              <w:bottom w:val="single" w:color="CCCCCC" w:sz="1"/>
+              <w:right w:val="single" w:color="CCCCCC" w:sz="1"/>
+            </w:tcBorders>
+            <w:tcMar>
+              <w:top w:type="dxa" w:w="80"/>
+              <w:left w:type="dxa" w:w="120"/>
+              <w:bottom w:type="dxa" w:w="80"/>
+              <w:right w:type="dxa" w:w="120"/>
+            </w:tcMar>
+          </w:tcPr>
+          <w:p>
+            <w:r>
+              <w:t xml:space="preserve">Copy from .env.example; defaults work locally</w:t>
+            </w:r>
+          </w:p>
+        </w:tc>
+      </w:tr>
+    </w:tbl>
+    <w:p>
+      <w:pPr>
+        <w:spacing w:after="200"/>
+      </w:pPr>
+    </w:p>
+    <w:p>
+      <w:pPr>
+        <w:pStyle w:val="Heading2"/>
+      </w:pPr>
+      <w:r>
+        <w:t xml:space="preserve">Dependencies</w:t>
+      </w:r>
+    </w:p>
+    <w:tbl>
+      <w:tblPr>
+        <w:tblW w:type="dxa" w:w="9360"/>
+        <w:tblBorders>
+          <w:top w:val="single" w:color="auto" w:sz="4"/>
+          <w:left w:val="single" w:color="auto" w:sz="4"/>
+          <w:bottom w:val="single" w:color="auto" w:sz="4"/>
+          <w:right w:val="single" w:color="auto" w:sz="4"/>
+          <w:insideH w:val="single" w:color="auto" w:sz="4"/>
+          <w:insideV w:val="single" w:color="auto" w:sz="4"/>
+        </w:tblBorders>
+      </w:tblPr>
+      <w:tblGrid>
+        <w:gridCol w:w="2200"/>
+        <w:gridCol w:w="3600"/>
+        <w:gridCol w:w="3560"/>
+      </w:tblGrid>
+      <w:tr>
+        <w:tc>
+          <w:tcPr>
+            <w:tcW w:type="dxa" w:w="2200"/>
+            <w:tcBorders>
+              <w:top w:val="single" w:color="CCCCCC" w:sz="1"/>
+              <w:left w:val="single" w:color="CCCCCC" w:sz="1"/>
+              <w:bottom w:val="single" w:color="CCCCCC" w:sz="1"/>
+              <w:right w:val="single" w:color="CCCCCC" w:sz="1"/>
+            </w:tcBorders>
+            <w:shd w:fill="1F4E79" w:val="clear"/>
+            <w:tcMar>
+              <w:top w:type="dxa" w:w="80"/>
+              <w:left w:type="dxa" w:w="120"/>
+              <w:bottom w:type="dxa" w:w="80"/>
+              <w:right w:type="dxa" w:w="120"/>
+            </w:tcMar>
+          </w:tcPr>
+          <w:p>
+            <w:r>
+              <w:rPr>
+                <w:b/>
+                <w:bCs/>
+                <w:color w:val="FFFFFF"/>
+              </w:rPr>
+              <w:t xml:space="preserve">Component</w:t>
+            </w:r>
+          </w:p>
+        </w:tc>
+        <w:tc>
+          <w:tcPr>
+            <w:tcW w:type="dxa" w:w="3600"/>
+            <w:tcBorders>
+              <w:top w:val="single" w:color="CCCCCC" w:sz="1"/>
+              <w:left w:val="single" w:color="CCCCCC" w:sz="1"/>
+              <w:bottom w:val="single" w:color="CCCCCC" w:sz="1"/>
+              <w:right w:val="single" w:color="CCCCCC" w:sz="1"/>
+            </w:tcBorders>
+            <w:shd w:fill="1F4E79" w:val="clear"/>
+            <w:tcMar>
+              <w:top w:type="dxa" w:w="80"/>
+              <w:left w:type="dxa" w:w="120"/>
+              <w:bottom w:type="dxa" w:w="80"/>
+              <w:right w:type="dxa" w:w="120"/>
+            </w:tcMar>
+          </w:tcPr>
+          <w:p>
+            <w:r>
+              <w:rPr>
+                <w:b/>
+                <w:bCs/>
+                <w:color w:val="FFFFFF"/>
+              </w:rPr>
+              <w:t xml:space="preserve">Module / Service</w:t>
+            </w:r>
+          </w:p>
+        </w:tc>
+        <w:tc>
+          <w:tcPr>
+            <w:tcW w:type="dxa" w:w="3560"/>
+            <w:tcBorders>
+              <w:top w:val="single" w:color="CCCCCC" w:sz="1"/>
+              <w:left w:val="single" w:color="CCCCCC" w:sz="1"/>
+              <w:bottom w:val="single" w:color="CCCCCC" w:sz="1"/>
+              <w:right w:val="single" w:color="CCCCCC" w:sz="1"/>
+            </w:tcBorders>
+            <w:shd w:fill="1F4E79" w:val="clear"/>
+            <w:tcMar>
+              <w:top w:type="dxa" w:w="80"/>
+              <w:left w:type="dxa" w:w="120"/>
+              <w:bottom w:type="dxa" w:w="80"/>
+              <w:right w:type="dxa" w:w="120"/>
+            </w:tcMar>
+          </w:tcPr>
+          <w:p>
+            <w:r>
+              <w:rPr>
+                <w:b/>
+                <w:bCs/>
+                <w:color w:val="FFFFFF"/>
+              </w:rPr>
+              <w:t xml:space="preserve">Role</w:t>
+            </w:r>
+          </w:p>
+        </w:tc>
+      </w:tr>
+      <w:tr>
+        <w:tc>
+          <w:tcPr>
+            <w:tcW w:type="dxa" w:w="2200"/>
+            <w:tcBorders>
+              <w:top w:val="single" w:color="CCCCCC" w:sz="1"/>
+              <w:left w:val="single" w:color="CCCCCC" w:sz="1"/>
+              <w:bottom w:val="single" w:color="CCCCCC" w:sz="1"/>
+              <w:right w:val="single" w:color="CCCCCC" w:sz="1"/>
+            </w:tcBorders>
+            <w:tcMar>
+              <w:top w:type="dxa" w:w="80"/>
+              <w:left w:type="dxa" w:w="120"/>
+              <w:bottom w:type="dxa" w:w="80"/>
+              <w:right w:type="dxa" w:w="120"/>
+            </w:tcMar>
+          </w:tcPr>
+          <w:p>
+            <w:r>
+              <w:t xml:space="preserve">Orchestrator</w:t>
+            </w:r>
+          </w:p>
+        </w:tc>
+        <w:tc>
+          <w:tcPr>
+            <w:tcW w:type="dxa" w:w="3600"/>
+            <w:tcBorders>
+              <w:top w:val="single" w:color="CCCCCC" w:sz="1"/>
+              <w:left w:val="single" w:color="CCCCCC" w:sz="1"/>
+              <w:bottom w:val="single" w:color="CCCCCC" w:sz="1"/>
+              <w:right w:val="single" w:color="CCCCCC" w:sz="1"/>
+            </w:tcBorders>
+            <w:tcMar>
+              <w:top w:type="dxa" w:w="80"/>
+              <w:left w:type="dxa" w:w="120"/>
+              <w:bottom w:type="dxa" w:w="80"/>
+              <w:right w:type="dxa" w:w="120"/>
+            </w:tcMar>
+          </w:tcPr>
+          <w:p>
+            <w:r>
+              <w:t xml:space="preserve">graph/enterprise_pipeline/orchestrator.py</w:t>
+            </w:r>
+          </w:p>
+        </w:tc>
+        <w:tc>
+          <w:tcPr>
+            <w:tcW w:type="dxa" w:w="3560"/>
+            <w:tcBorders>
+              <w:top w:val="single" w:color="CCCCCC" w:sz="1"/>
+              <w:left w:val="single" w:color="CCCCCC" w:sz="1"/>
+              <w:bottom w:val="single" w:color="CCCCCC" w:sz="1"/>
+              <w:right w:val="single" w:color="CCCCCC" w:sz="1"/>
+            </w:tcBorders>
+            <w:tcMar>
+              <w:top w:type="dxa" w:w="80"/>
+              <w:left w:type="dxa" w:w="120"/>
+              <w:bottom w:type="dxa" w:w="80"/>
+              <w:right w:type="dxa" w:w="120"/>
+            </w:tcMar>
+          </w:tcPr>
+          <w:p>
+            <w:r>
+              <w:t xml:space="preserve">Runs all pipelines in sequence</w:t>
+            </w:r>
+          </w:p>
+        </w:tc>
+      </w:tr>
+      <w:tr>
+        <w:tc>
+          <w:tcPr>
+            <w:tcW w:type="dxa" w:w="2200"/>
+            <w:tcBorders>
+              <w:top w:val="single" w:color="CCCCCC" w:sz="1"/>
+              <w:left w:val="single" w:color="CCCCCC" w:sz="1"/>
+              <w:bottom w:val="single" w:color="CCCCCC" w:sz="1"/>
+              <w:right w:val="single" w:color="CCCCCC" w:sz="1"/>
+            </w:tcBorders>
+            <w:tcMar>
+              <w:top w:type="dxa" w:w="80"/>
+              <w:left w:type="dxa" w:w="120"/>
+              <w:bottom w:type="dxa" w:w="80"/>
+              <w:right w:type="dxa" w:w="120"/>
+            </w:tcMar>
+          </w:tcPr>
+          <w:p>
+            <w:r>
+              <w:t xml:space="preserve">Connectors</w:t>
+            </w:r>
+          </w:p>
+        </w:tc>
+        <w:tc>
+          <w:tcPr>
+            <w:tcW w:type="dxa" w:w="3600"/>
+            <w:tcBorders>
+              <w:top w:val="single" w:color="CCCCCC" w:sz="1"/>
+              <w:left w:val="single" w:color="CCCCCC" w:sz="1"/>
+              <w:bottom w:val="single" w:color="CCCCCC" w:sz="1"/>
+              <w:right w:val="single" w:color="CCCCCC" w:sz="1"/>
+            </w:tcBorders>
+            <w:tcMar>
+              <w:top w:type="dxa" w:w="80"/>
+              <w:left w:type="dxa" w:w="120"/>
+              <w:bottom w:type="dxa" w:w="80"/>
+              <w:right w:type="dxa" w:w="120"/>
+            </w:tcMar>
+          </w:tcPr>
+          <w:p>
+            <w:r>
+              <w:t xml:space="preserve">connectors/*.py</w:t>
+            </w:r>
+          </w:p>
+        </w:tc>
+        <w:tc>
+          <w:tcPr>
+            <w:tcW w:type="dxa" w:w="3560"/>
+            <w:tcBorders>
+              <w:top w:val="single" w:color="CCCCCC" w:sz="1"/>
+              <w:left w:val="single" w:color="CCCCCC" w:sz="1"/>
+              <w:bottom w:val="single" w:color="CCCCCC" w:sz="1"/>
+              <w:right w:val="single" w:color="CCCCCC" w:sz="1"/>
+            </w:tcBorders>
+            <w:tcMar>
+              <w:top w:type="dxa" w:w="80"/>
+              <w:left w:type="dxa" w:w="120"/>
+              <w:bottom w:type="dxa" w:w="80"/>
+              <w:right w:type="dxa" w:w="120"/>
+            </w:tcMar>
+          </w:tcPr>
+          <w:p>
+            <w:r>
+              <w:t xml:space="preserve">PIM, FSM, Claims, CRM extract</w:t>
+            </w:r>
+          </w:p>
+        </w:tc>
+      </w:tr>
+      <w:tr>
+        <w:tc>
+          <w:tcPr>
+            <w:tcW w:type="dxa" w:w="2200"/>
+            <w:tcBorders>
+              <w:top w:val="single" w:color="CCCCCC" w:sz="1"/>
+              <w:left w:val="single" w:color="CCCCCC" w:sz="1"/>
+              <w:bottom w:val="single" w:color="CCCCCC" w:sz="1"/>
+              <w:right w:val="single" w:color="CCCCCC" w:sz="1"/>
+            </w:tcBorders>
+            <w:tcMar>
+              <w:top w:type="dxa" w:w="80"/>
+              <w:left w:type="dxa" w:w="120"/>
+              <w:bottom w:type="dxa" w:w="80"/>
+              <w:right w:type="dxa" w:w="120"/>
+            </w:tcMar>
+          </w:tcPr>
+          <w:p>
+            <w:r>
+              <w:t xml:space="preserve">OntologyBuilder</w:t>
+            </w:r>
+          </w:p>
+        </w:tc>
+        <w:tc>
+          <w:tcPr>
+            <w:tcW w:type="dxa" w:w="3600"/>
+            <w:tcBorders>
+              <w:top w:val="single" w:color="CCCCCC" w:sz="1"/>
+              <w:left w:val="single" w:color="CCCCCC" w:sz="1"/>
+              <w:bottom w:val="single" w:color="CCCCCC" w:sz="1"/>
+              <w:right w:val="single" w:color="CCCCCC" w:sz="1"/>
+            </w:tcBorders>
+            <w:tcMar>
+              <w:top w:type="dxa" w:w="80"/>
+              <w:left w:type="dxa" w:w="120"/>
+              <w:bottom w:type="dxa" w:w="80"/>
+              <w:right w:type="dxa" w:w="120"/>
+            </w:tcMar>
+          </w:tcPr>
+          <w:p>
+            <w:r>
+              <w:t xml:space="preserve">transformers/ontology_builder.py</w:t>
+            </w:r>
+          </w:p>
+        </w:tc>
+        <w:tc>
+          <w:tcPr>
+            <w:tcW w:type="dxa" w:w="3560"/>
+            <w:tcBorders>
+              <w:top w:val="single" w:color="CCCCCC" w:sz="1"/>
+              <w:left w:val="single" w:color="CCCCCC" w:sz="1"/>
+              <w:bottom w:val="single" w:color="CCCCCC" w:sz="1"/>
+              <w:right w:val="single" w:color="CCCCCC" w:sz="1"/>
+            </w:tcBorders>
+            <w:tcMar>
+              <w:top w:type="dxa" w:w="80"/>
+              <w:left w:type="dxa" w:w="120"/>
+              <w:bottom w:type="dxa" w:w="80"/>
+              <w:right w:type="dxa" w:w="120"/>
+            </w:tcMar>
+          </w:tcPr>
+          <w:p>
+            <w:r>
+              <w:t xml:space="preserve">Merge sources into catalog JSON</w:t>
+            </w:r>
+          </w:p>
+        </w:tc>
+      </w:tr>
+      <w:tr>
+        <w:tc>
+          <w:tcPr>
+            <w:tcW w:type="dxa" w:w="2200"/>
+            <w:tcBorders>
+              <w:top w:val="single" w:color="CCCCCC" w:sz="1"/>
+              <w:left w:val="single" w:color="CCCCCC" w:sz="1"/>
+              <w:bottom w:val="single" w:color="CCCCCC" w:sz="1"/>
+              <w:right w:val="single" w:color="CCCCCC" w:sz="1"/>
+            </w:tcBorders>
+            <w:tcMar>
+              <w:top w:type="dxa" w:w="80"/>
+              <w:left w:type="dxa" w:w="120"/>
+              <w:bottom w:type="dxa" w:w="80"/>
+              <w:right w:type="dxa" w:w="120"/>
+            </w:tcMar>
+          </w:tcPr>
+          <w:p>
+            <w:r>
+              <w:t xml:space="preserve">Graph loader</w:t>
+            </w:r>
+          </w:p>
+        </w:tc>
+        <w:tc>
+          <w:tcPr>
+            <w:tcW w:type="dxa" w:w="3600"/>
+            <w:tcBorders>
+              <w:top w:val="single" w:color="CCCCCC" w:sz="1"/>
+              <w:left w:val="single" w:color="CCCCCC" w:sz="1"/>
+              <w:bottom w:val="single" w:color="CCCCCC" w:sz="1"/>
+              <w:right w:val="single" w:color="CCCCCC" w:sz="1"/>
+            </w:tcBorders>
+            <w:tcMar>
+              <w:top w:type="dxa" w:w="80"/>
+              <w:left w:type="dxa" w:w="120"/>
+              <w:bottom w:type="dxa" w:w="80"/>
+              <w:right w:type="dxa" w:w="120"/>
+            </w:tcMar>
+          </w:tcPr>
+          <w:p>
+            <w:r>
+              <w:t xml:space="preserve">graph/populate_graph.py</w:t>
+            </w:r>
+          </w:p>
+        </w:tc>
+        <w:tc>
+          <w:tcPr>
+            <w:tcW w:type="dxa" w:w="3560"/>
+            <w:tcBorders>
+              <w:top w:val="single" w:color="CCCCCC" w:sz="1"/>
+              <w:left w:val="single" w:color="CCCCCC" w:sz="1"/>
+              <w:bottom w:val="single" w:color="CCCCCC" w:sz="1"/>
+              <w:right w:val="single" w:color="CCCCCC" w:sz="1"/>
+            </w:tcBorders>
+            <w:tcMar>
+              <w:top w:type="dxa" w:w="80"/>
+              <w:left w:type="dxa" w:w="120"/>
+              <w:bottom w:type="dxa" w:w="80"/>
+              <w:right w:type="dxa" w:w="120"/>
+            </w:tcMar>
+          </w:tcPr>
+          <w:p>
+            <w:r>
+              <w:t xml:space="preserve">MERGE into Neo4j with provenance</w:t>
+            </w:r>
+          </w:p>
+        </w:tc>
+      </w:tr>
+      <w:tr>
+        <w:tc>
+          <w:tcPr>
+            <w:tcW w:type="dxa" w:w="2200"/>
+            <w:tcBorders>
+              <w:top w:val="single" w:color="CCCCCC" w:sz="1"/>
+              <w:left w:val="single" w:color="CCCCCC" w:sz="1"/>
+              <w:bottom w:val="single" w:color="CCCCCC" w:sz="1"/>
+              <w:right w:val="single" w:color="CCCCCC" w:sz="1"/>
+            </w:tcBorders>
+            <w:tcMar>
+              <w:top w:type="dxa" w:w="80"/>
+              <w:left w:type="dxa" w:w="120"/>
+              <w:bottom w:type="dxa" w:w="80"/>
+              <w:right w:type="dxa" w:w="120"/>
+            </w:tcMar>
+          </w:tcPr>
+          <w:p>
+            <w:r>
+              <w:t xml:space="preserve">Lineage store</w:t>
+            </w:r>
+          </w:p>
+        </w:tc>
+        <w:tc>
+          <w:tcPr>
+            <w:tcW w:type="dxa" w:w="3600"/>
+            <w:tcBorders>
+              <w:top w:val="single" w:color="CCCCCC" w:sz="1"/>
+              <w:left w:val="single" w:color="CCCCCC" w:sz="1"/>
+              <w:bottom w:val="single" w:color="CCCCCC" w:sz="1"/>
+              <w:right w:val="single" w:color="CCCCCC" w:sz="1"/>
+            </w:tcBorders>
+            <w:tcMar>
+              <w:top w:type="dxa" w:w="80"/>
+              <w:left w:type="dxa" w:w="120"/>
+              <w:bottom w:type="dxa" w:w="80"/>
+              <w:right w:type="dxa" w:w="120"/>
+            </w:tcMar>
+          </w:tcPr>
+          <w:p>
+            <w:r>
+              <w:t xml:space="preserve">utils/lineage_store.py</w:t>
+            </w:r>
+          </w:p>
+        </w:tc>
+        <w:tc>
+          <w:tcPr>
+            <w:tcW w:type="dxa" w:w="3560"/>
+            <w:tcBorders>
+              <w:top w:val="single" w:color="CCCCCC" w:sz="1"/>
+              <w:left w:val="single" w:color="CCCCCC" w:sz="1"/>
+              <w:bottom w:val="single" w:color="CCCCCC" w:sz="1"/>
+              <w:right w:val="single" w:color="CCCCCC" w:sz="1"/>
+            </w:tcBorders>
+            <w:tcMar>
+              <w:top w:type="dxa" w:w="80"/>
+              <w:left w:type="dxa" w:w="120"/>
+              <w:bottom w:type="dxa" w:w="80"/>
+              <w:right w:type="dxa" w:w="120"/>
+            </w:tcMar>
+          </w:tcPr>
+          <w:p>
+            <w:r>
+              <w:t xml:space="preserve">Append-only etl_batches.jsonl audit</w:t>
+            </w:r>
+          </w:p>
+        </w:tc>
+      </w:tr>
+      <w:tr>
+        <w:tc>
+          <w:tcPr>
+            <w:tcW w:type="dxa" w:w="2200"/>
+            <w:tcBorders>
+              <w:top w:val="single" w:color="CCCCCC" w:sz="1"/>
+              <w:left w:val="single" w:color="CCCCCC" w:sz="1"/>
+              <w:bottom w:val="single" w:color="CCCCCC" w:sz="1"/>
+              <w:right w:val="single" w:color="CCCCCC" w:sz="1"/>
+            </w:tcBorders>
+            <w:tcMar>
+              <w:top w:type="dxa" w:w="80"/>
+              <w:left w:type="dxa" w:w="120"/>
+              <w:bottom w:type="dxa" w:w="80"/>
+              <w:right w:type="dxa" w:w="120"/>
+            </w:tcMar>
+          </w:tcPr>
+          <w:p>
+            <w:r>
+              <w:t xml:space="preserve">Smoke tests</w:t>
+            </w:r>
+          </w:p>
+        </w:tc>
+        <w:tc>
+          <w:tcPr>
+            <w:tcW w:type="dxa" w:w="3600"/>
+            <w:tcBorders>
+              <w:top w:val="single" w:color="CCCCCC" w:sz="1"/>
+              <w:left w:val="single" w:color="CCCCCC" w:sz="1"/>
+              <w:bottom w:val="single" w:color="CCCCCC" w:sz="1"/>
+              <w:right w:val="single" w:color="CCCCCC" w:sz="1"/>
+            </w:tcBorders>
+            <w:tcMar>
+              <w:top w:type="dxa" w:w="80"/>
+              <w:left w:type="dxa" w:w="120"/>
+              <w:bottom w:type="dxa" w:w="80"/>
+              <w:right w:type="dxa" w:w="120"/>
+            </w:tcMar>
+          </w:tcPr>
+          <w:p>
+            <w:r>
+              <w:t xml:space="preserve">tests/test_enterprise_scenarios.py --smoke</w:t>
+            </w:r>
+          </w:p>
+        </w:tc>
+        <w:tc>
+          <w:tcPr>
+            <w:tcW w:type="dxa" w:w="3560"/>
+            <w:tcBorders>
+              <w:top w:val="single" w:color="CCCCCC" w:sz="1"/>
+              <w:left w:val="single" w:color="CCCCCC" w:sz="1"/>
+              <w:bottom w:val="single" w:color="CCCCCC" w:sz="1"/>
+              <w:right w:val="single" w:color="CCCCCC" w:sz="1"/>
+            </w:tcBorders>
+            <w:tcMar>
+              <w:top w:type="dxa" w:w="80"/>
+              <w:left w:type="dxa" w:w="120"/>
+              <w:bottom w:type="dxa" w:w="80"/>
+              <w:right w:type="dxa" w:w="120"/>
+            </w:tcMar>
+          </w:tcPr>
+          <w:p>
+            <w:r>
+              <w:t xml:space="preserve">Promotion gate</w:t>
+            </w:r>
+          </w:p>
+        </w:tc>
+      </w:tr>
+      <w:tr>
+        <w:tc>
+          <w:tcPr>
+            <w:tcW w:type="dxa" w:w="2200"/>
+            <w:tcBorders>
+              <w:top w:val="single" w:color="CCCCCC" w:sz="1"/>
+              <w:left w:val="single" w:color="CCCCCC" w:sz="1"/>
+              <w:bottom w:val="single" w:color="CCCCCC" w:sz="1"/>
+              <w:right w:val="single" w:color="CCCCCC" w:sz="1"/>
+            </w:tcBorders>
+            <w:tcMar>
+              <w:top w:type="dxa" w:w="80"/>
+              <w:left w:type="dxa" w:w="120"/>
+              <w:bottom w:type="dxa" w:w="80"/>
+              <w:right w:type="dxa" w:w="120"/>
+            </w:tcMar>
+          </w:tcPr>
+          <w:p>
+            <w:r>
+              <w:t xml:space="preserve">Mock enterprise</w:t>
+            </w:r>
+          </w:p>
+        </w:tc>
+        <w:tc>
+          <w:tcPr>
+            <w:tcW w:type="dxa" w:w="3600"/>
+            <w:tcBorders>
+              <w:top w:val="single" w:color="CCCCCC" w:sz="1"/>
+              <w:left w:val="single" w:color="CCCCCC" w:sz="1"/>
+              <w:bottom w:val="single" w:color="CCCCCC" w:sz="1"/>
+              <w:right w:val="single" w:color="CCCCCC" w:sz="1"/>
+            </w:tcBorders>
+            <w:tcMar>
+              <w:top w:type="dxa" w:w="80"/>
+              <w:left w:type="dxa" w:w="120"/>
+              <w:bottom w:type="dxa" w:w="80"/>
+              <w:right w:type="dxa" w:w="120"/>
+            </w:tcMar>
+          </w:tcPr>
+          <w:p>
+            <w:r>
+              <w:t xml:space="preserve">simulation/mock_enterprise_apps.py</w:t>
+            </w:r>
+          </w:p>
+        </w:tc>
+        <w:tc>
+          <w:tcPr>
+            <w:tcW w:type="dxa" w:w="3560"/>
+            <w:tcBorders>
+              <w:top w:val="single" w:color="CCCCCC" w:sz="1"/>
+              <w:left w:val="single" w:color="CCCCCC" w:sz="1"/>
+              <w:bottom w:val="single" w:color="CCCCCC" w:sz="1"/>
+              <w:right w:val="single" w:color="CCCCCC" w:sz="1"/>
+            </w:tcBorders>
+            <w:tcMar>
+              <w:top w:type="dxa" w:w="80"/>
+              <w:left w:type="dxa" w:w="120"/>
+              <w:bottom w:type="dxa" w:w="80"/>
+              <w:right w:type="dxa" w:w="120"/>
+            </w:tcMar>
+          </w:tcPr>
+          <w:p>
+            <w:r>
+              <w:t xml:space="preserve">HTTP APIs on :8090</w:t>
+            </w:r>
+          </w:p>
+        </w:tc>
+      </w:tr>
+    </w:tbl>
+    <w:p>
+      <w:pPr>
+        <w:spacing w:after="200"/>
+      </w:pPr>
+    </w:p>
+    <w:p>
+      <w:pPr>
+        <w:pStyle w:val="Heading2"/>
+      </w:pPr>
+      <w:r>
+        <w:t xml:space="preserve">Assumptions</w:t>
+      </w:r>
+    </w:p>
+    <w:p>
+      <w:pPr>
+        <w:pStyle w:val="ListParagraph"/>
+        <w:numPr>
+          <w:ilvl w:val="0"/>
+          <w:numId w:val="2"/>
+        </w:numPr>
+        <w:spacing w:after="80"/>
+      </w:pPr>
+      <w:r>
+        <w:t xml:space="preserve">USE_MOCK_ENTERPRISE_APIS=true unless production URLs are set in .env</w:t>
+      </w:r>
+    </w:p>
+    <w:p>
+      <w:pPr>
+        <w:pStyle w:val="ListParagraph"/>
+        <w:numPr>
+          <w:ilvl w:val="0"/>
+          <w:numId w:val="2"/>
+        </w:numPr>
+        <w:spacing w:after="80"/>
+      </w:pPr>
+      <w:r>
+        <w:t xml:space="preserve">Staging and production Neo4j are the same instance in the demo</w:t>
+      </w:r>
+    </w:p>
+    <w:p>
+      <w:pPr>
+        <w:pStyle w:val="ListParagraph"/>
+        <w:numPr>
+          <w:ilvl w:val="0"/>
+          <w:numId w:val="2"/>
+        </w:numPr>
+        <w:spacing w:after="80"/>
+      </w:pPr>
+      <w:r>
+        <w:t xml:space="preserve">Fixture files in data/enterprise_sources/ are authoritative for local runs</w:t>
+      </w:r>
+    </w:p>
+    <w:p>
+      <w:pPr>
+        <w:pStyle w:val="ListParagraph"/>
+        <w:numPr>
+          <w:ilvl w:val="0"/>
+          <w:numId w:val="2"/>
+        </w:numPr>
+        <w:spacing w:after="80"/>
+      </w:pPr>
+      <w:r>
+        <w:t xml:space="preserve">ENABLE_PROVENANCE=true attaches source_system and batch_id to loaded entities</w:t>
+      </w:r>
+    </w:p>
+    <w:p>
+      <w:pPr>
+        <w:pStyle w:val="ListParagraph"/>
+        <w:numPr>
+          <w:ilvl w:val="0"/>
+          <w:numId w:val="2"/>
+        </w:numPr>
+        <w:spacing w:after="80"/>
+      </w:pPr>
+      <w:r>
+        <w:t xml:space="preserve">Failed smoke validation skips staging promotion — graph left at last good batch</w:t>
+      </w:r>
+    </w:p>
+    <w:p>
+      <w:pPr>
+        <w:spacing w:after="200"/>
+      </w:pPr>
+    </w:p>
+    <w:p>
+      <w:pPr>
+        <w:pStyle w:val="Heading2"/>
+      </w:pPr>
+      <w:r>
+        <w:t xml:space="preserve">Risk Mitigation</w:t>
+      </w:r>
+    </w:p>
+    <w:tbl>
+      <w:tblPr>
+        <w:tblW w:type="dxa" w:w="9360"/>
+        <w:tblBorders>
+          <w:top w:val="single" w:color="auto" w:sz="4"/>
+          <w:left w:val="single" w:color="auto" w:sz="4"/>
+          <w:bottom w:val="single" w:color="auto" w:sz="4"/>
+          <w:right w:val="single" w:color="auto" w:sz="4"/>
+          <w:insideH w:val="single" w:color="auto" w:sz="4"/>
+          <w:insideV w:val="single" w:color="auto" w:sz="4"/>
+        </w:tblBorders>
+      </w:tblPr>
+      <w:tblGrid>
+        <w:gridCol w:w="3200"/>
+        <w:gridCol w:w="6160"/>
+      </w:tblGrid>
+      <w:tr>
+        <w:tc>
+          <w:tcPr>
+            <w:tcW w:type="dxa" w:w="3200"/>
+            <w:tcBorders>
+              <w:top w:val="single" w:color="CCCCCC" w:sz="1"/>
+              <w:left w:val="single" w:color="CCCCCC" w:sz="1"/>
+              <w:bottom w:val="single" w:color="CCCCCC" w:sz="1"/>
+              <w:right w:val="single" w:color="CCCCCC" w:sz="1"/>
+            </w:tcBorders>
+            <w:shd w:fill="1F4E79" w:val="clear"/>
+            <w:tcMar>
+              <w:top w:type="dxa" w:w="80"/>
+              <w:left w:type="dxa" w:w="120"/>
+              <w:bottom w:type="dxa" w:w="80"/>
+              <w:right w:type="dxa" w:w="120"/>
+            </w:tcMar>
+          </w:tcPr>
+          <w:p>
+            <w:r>
+              <w:rPr>
+                <w:b/>
+                <w:bCs/>
+                <w:color w:val="FFFFFF"/>
+              </w:rPr>
+              <w:t xml:space="preserve">Risk</w:t>
+            </w:r>
+          </w:p>
+        </w:tc>
+        <w:tc>
+          <w:tcPr>
+            <w:tcW w:type="dxa" w:w="6160"/>
+            <w:tcBorders>
+              <w:top w:val="single" w:color="CCCCCC" w:sz="1"/>
+              <w:left w:val="single" w:color="CCCCCC" w:sz="1"/>
+              <w:bottom w:val="single" w:color="CCCCCC" w:sz="1"/>
+              <w:right w:val="single" w:color="CCCCCC" w:sz="1"/>
+            </w:tcBorders>
+            <w:shd w:fill="1F4E79" w:val="clear"/>
+            <w:tcMar>
+              <w:top w:type="dxa" w:w="80"/>
+              <w:left w:type="dxa" w:w="120"/>
+              <w:bottom w:type="dxa" w:w="80"/>
+              <w:right w:type="dxa" w:w="120"/>
+            </w:tcMar>
+          </w:tcPr>
+          <w:p>
+            <w:r>
+              <w:rPr>
+                <w:b/>
+                <w:bCs/>
+                <w:color w:val="FFFFFF"/>
+              </w:rPr>
+              <w:t xml:space="preserve">Mitigation</w:t>
+            </w:r>
+          </w:p>
+        </w:tc>
+      </w:tr>
+      <w:tr>
+        <w:tc>
+          <w:tcPr>
+            <w:tcW w:type="dxa" w:w="3200"/>
+            <w:tcBorders>
+              <w:top w:val="single" w:color="CCCCCC" w:sz="1"/>
+              <w:left w:val="single" w:color="CCCCCC" w:sz="1"/>
+              <w:bottom w:val="single" w:color="CCCCCC" w:sz="1"/>
+              <w:right w:val="single" w:color="CCCCCC" w:sz="1"/>
+            </w:tcBorders>
+            <w:tcMar>
+              <w:top w:type="dxa" w:w="80"/>
+              <w:left w:type="dxa" w:w="120"/>
+              <w:bottom w:type="dxa" w:w="80"/>
+              <w:right w:type="dxa" w:w="120"/>
+            </w:tcMar>
+          </w:tcPr>
+          <w:p>
+            <w:r>
+              <w:t xml:space="preserve">Bad data enters Neo4j</w:t>
+            </w:r>
+          </w:p>
+        </w:tc>
+        <w:tc>
+          <w:tcPr>
+            <w:tcW w:type="dxa" w:w="6160"/>
+            <w:tcBorders>
+              <w:top w:val="single" w:color="CCCCCC" w:sz="1"/>
+              <w:left w:val="single" w:color="CCCCCC" w:sz="1"/>
+              <w:bottom w:val="single" w:color="CCCCCC" w:sz="1"/>
+              <w:right w:val="single" w:color="CCCCCC" w:sz="1"/>
+            </w:tcBorders>
+            <w:tcMar>
+              <w:top w:type="dxa" w:w="80"/>
+              <w:left w:type="dxa" w:w="120"/>
+              <w:bottom w:type="dxa" w:w="80"/>
+              <w:right w:type="dxa" w:w="120"/>
+            </w:tcMar>
+          </w:tcPr>
+          <w:p>
+            <w:r>
+              <w:t xml:space="preserve">Smoke validation gate; dry-run mode on orchestrator</w:t>
+            </w:r>
+          </w:p>
+        </w:tc>
+      </w:tr>
+      <w:tr>
+        <w:tc>
+          <w:tcPr>
+            <w:tcW w:type="dxa" w:w="3200"/>
+            <w:tcBorders>
+              <w:top w:val="single" w:color="CCCCCC" w:sz="1"/>
+              <w:left w:val="single" w:color="CCCCCC" w:sz="1"/>
+              <w:bottom w:val="single" w:color="CCCCCC" w:sz="1"/>
+              <w:right w:val="single" w:color="CCCCCC" w:sz="1"/>
+            </w:tcBorders>
+            <w:tcMar>
+              <w:top w:type="dxa" w:w="80"/>
+              <w:left w:type="dxa" w:w="120"/>
+              <w:bottom w:type="dxa" w:w="80"/>
+              <w:right w:type="dxa" w:w="120"/>
+            </w:tcMar>
+          </w:tcPr>
+          <w:p>
+            <w:r>
+              <w:t xml:space="preserve">Silent connector failure</w:t>
+            </w:r>
+          </w:p>
+        </w:tc>
+        <w:tc>
+          <w:tcPr>
+            <w:tcW w:type="dxa" w:w="6160"/>
+            <w:tcBorders>
+              <w:top w:val="single" w:color="CCCCCC" w:sz="1"/>
+              <w:left w:val="single" w:color="CCCCCC" w:sz="1"/>
+              <w:bottom w:val="single" w:color="CCCCCC" w:sz="1"/>
+              <w:right w:val="single" w:color="CCCCCC" w:sz="1"/>
+            </w:tcBorders>
+            <w:tcMar>
+              <w:top w:type="dxa" w:w="80"/>
+              <w:left w:type="dxa" w:w="120"/>
+              <w:bottom w:type="dxa" w:w="80"/>
+              <w:right w:type="dxa" w:w="120"/>
+            </w:tcMar>
+          </w:tcPr>
+          <w:p>
+            <w:r>
+              <w:t xml:space="preserve">ConnectorResult error logging; fixture fallback in demo</w:t>
+            </w:r>
+          </w:p>
+        </w:tc>
+      </w:tr>
+      <w:tr>
+        <w:tc>
+          <w:tcPr>
+            <w:tcW w:type="dxa" w:w="3200"/>
+            <w:tcBorders>
+              <w:top w:val="single" w:color="CCCCCC" w:sz="1"/>
+              <w:left w:val="single" w:color="CCCCCC" w:sz="1"/>
+              <w:bottom w:val="single" w:color="CCCCCC" w:sz="1"/>
+              <w:right w:val="single" w:color="CCCCCC" w:sz="1"/>
+            </w:tcBorders>
+            <w:tcMar>
+              <w:top w:type="dxa" w:w="80"/>
+              <w:left w:type="dxa" w:w="120"/>
+              <w:bottom w:type="dxa" w:w="80"/>
+              <w:right w:type="dxa" w:w="120"/>
+            </w:tcMar>
+          </w:tcPr>
+          <w:p>
+            <w:r>
+              <w:t xml:space="preserve">Untraceable diagnosis</w:t>
+            </w:r>
+          </w:p>
+        </w:tc>
+        <w:tc>
+          <w:tcPr>
+            <w:tcW w:type="dxa" w:w="6160"/>
+            <w:tcBorders>
+              <w:top w:val="single" w:color="CCCCCC" w:sz="1"/>
+              <w:left w:val="single" w:color="CCCCCC" w:sz="1"/>
+              <w:bottom w:val="single" w:color="CCCCCC" w:sz="1"/>
+              <w:right w:val="single" w:color="CCCCCC" w:sz="1"/>
+            </w:tcBorders>
+            <w:tcMar>
+              <w:top w:type="dxa" w:w="80"/>
+              <w:left w:type="dxa" w:w="120"/>
+              <w:bottom w:type="dxa" w:w="80"/>
+              <w:right w:type="dxa" w:w="120"/>
+            </w:tcMar>
+          </w:tcPr>
+          <w:p>
+            <w:r>
+              <w:t xml:space="preserve">Provenance model on every entity; lineage batches in etl_batches.jsonl</w:t>
+            </w:r>
+          </w:p>
+        </w:tc>
+      </w:tr>
+      <w:tr>
+        <w:tc>
+          <w:tcPr>
+            <w:tcW w:type="dxa" w:w="3200"/>
+            <w:tcBorders>
+              <w:top w:val="single" w:color="CCCCCC" w:sz="1"/>
+              <w:left w:val="single" w:color="CCCCCC" w:sz="1"/>
+              <w:bottom w:val="single" w:color="CCCCCC" w:sz="1"/>
+              <w:right w:val="single" w:color="CCCCCC" w:sz="1"/>
+            </w:tcBorders>
+            <w:tcMar>
+              <w:top w:type="dxa" w:w="80"/>
+              <w:left w:type="dxa" w:w="120"/>
+              <w:bottom w:type="dxa" w:w="80"/>
+              <w:right w:type="dxa" w:w="120"/>
+            </w:tcMar>
+          </w:tcPr>
+          <w:p>
+            <w:r>
+              <w:t xml:space="preserve">Idempotency loss on re-run</w:t>
+            </w:r>
+          </w:p>
+        </w:tc>
+        <w:tc>
+          <w:tcPr>
+            <w:tcW w:type="dxa" w:w="6160"/>
+            <w:tcBorders>
+              <w:top w:val="single" w:color="CCCCCC" w:sz="1"/>
+              <w:left w:val="single" w:color="CCCCCC" w:sz="1"/>
+              <w:bottom w:val="single" w:color="CCCCCC" w:sz="1"/>
+              <w:right w:val="single" w:color="CCCCCC" w:sz="1"/>
+            </w:tcBorders>
+            <w:tcMar>
+              <w:top w:type="dxa" w:w="80"/>
+              <w:left w:type="dxa" w:w="120"/>
+              <w:bottom w:type="dxa" w:w="80"/>
+              <w:right w:type="dxa" w:w="120"/>
+            </w:tcMar>
+          </w:tcPr>
+          <w:p>
+            <w:r>
+              <w:t xml:space="preserve">MERGE keys in populate_graph.py; batch_id on each load</w:t>
+            </w:r>
+          </w:p>
+        </w:tc>
+      </w:tr>
+      <w:tr>
+        <w:tc>
+          <w:tcPr>
+            <w:tcW w:type="dxa" w:w="3200"/>
+            <w:tcBorders>
+              <w:top w:val="single" w:color="CCCCCC" w:sz="1"/>
+              <w:left w:val="single" w:color="CCCCCC" w:sz="1"/>
+              <w:bottom w:val="single" w:color="CCCCCC" w:sz="1"/>
+              <w:right w:val="single" w:color="CCCCCC" w:sz="1"/>
+            </w:tcBorders>
+            <w:tcMar>
+              <w:top w:type="dxa" w:w="80"/>
+              <w:left w:type="dxa" w:w="120"/>
+              <w:bottom w:type="dxa" w:w="80"/>
+              <w:right w:type="dxa" w:w="120"/>
+            </w:tcMar>
+          </w:tcPr>
+          <w:p>
+            <w:r>
+              <w:t xml:space="preserve">Production API credential leak</w:t>
+            </w:r>
+          </w:p>
+        </w:tc>
+        <w:tc>
+          <w:tcPr>
+            <w:tcW w:type="dxa" w:w="6160"/>
+            <w:tcBorders>
+              <w:top w:val="single" w:color="CCCCCC" w:sz="1"/>
+              <w:left w:val="single" w:color="CCCCCC" w:sz="1"/>
+              <w:bottom w:val="single" w:color="CCCCCC" w:sz="1"/>
+              <w:right w:val="single" w:color="CCCCCC" w:sz="1"/>
+            </w:tcBorders>
+            <w:tcMar>
+              <w:top w:type="dxa" w:w="80"/>
+              <w:left w:type="dxa" w:w="120"/>
+              <w:bottom w:type="dxa" w:w="80"/>
+              <w:right w:type="dxa" w:w="120"/>
+            </w:tcMar>
+          </w:tcPr>
+          <w:p>
+            <w:r>
+              <w:t xml:space="preserve">.env gitignored; use secrets manager in production</w:t>
+            </w:r>
+          </w:p>
+        </w:tc>
+      </w:tr>
+      <w:tr>
+        <w:tc>
+          <w:tcPr>
+            <w:tcW w:type="dxa" w:w="3200"/>
+            <w:tcBorders>
+              <w:top w:val="single" w:color="CCCCCC" w:sz="1"/>
+              <w:left w:val="single" w:color="CCCCCC" w:sz="1"/>
+              <w:bottom w:val="single" w:color="CCCCCC" w:sz="1"/>
+              <w:right w:val="single" w:color="CCCCCC" w:sz="1"/>
+            </w:tcBorders>
+            <w:tcMar>
+              <w:top w:type="dxa" w:w="80"/>
+              <w:left w:type="dxa" w:w="120"/>
+              <w:bottom w:type="dxa" w:w="80"/>
+              <w:right w:type="dxa" w:w="120"/>
+            </w:tcMar>
+          </w:tcPr>
+          <w:p>
+            <w:r>
+              <w:t xml:space="preserve">Stale graph after source update</w:t>
+            </w:r>
+          </w:p>
+        </w:tc>
+        <w:tc>
+          <w:tcPr>
+            <w:tcW w:type="dxa" w:w="6160"/>
+            <w:tcBorders>
+              <w:top w:val="single" w:color="CCCCCC" w:sz="1"/>
+              <w:left w:val="single" w:color="CCCCCC" w:sz="1"/>
+              <w:bottom w:val="single" w:color="CCCCCC" w:sz="1"/>
+              <w:right w:val="single" w:color="CCCCCC" w:sz="1"/>
+            </w:tcBorders>
+            <w:tcMar>
+              <w:top w:type="dxa" w:w="80"/>
+              <w:left w:type="dxa" w:w="120"/>
+              <w:bottom w:type="dxa" w:w="80"/>
+              <w:right w:type="dxa" w:w="120"/>
+            </w:tcMar>
+          </w:tcPr>
+          <w:p>
+            <w:r>
+              <w:t xml:space="preserve">Re-run orchestrator; scheduled ETL in production (Airflow/cron)</w:t>
+            </w:r>
+          </w:p>
+        </w:tc>
+      </w:tr>
+    </w:tbl>
     <w:p>
       <w:pPr>
         <w:spacing w:after="200"/>
@@ -920,7 +2227,7 @@
         <w:pStyle w:val="ListParagraph"/>
         <w:numPr>
           <w:ilvl w:val="0"/>
-          <w:numId w:val="2"/>
+          <w:numId w:val="3"/>
         </w:numPr>
         <w:spacing w:after="80"/>
       </w:pPr>
@@ -933,7 +2240,7 @@
         <w:pStyle w:val="ListParagraph"/>
         <w:numPr>
           <w:ilvl w:val="0"/>
-          <w:numId w:val="2"/>
+          <w:numId w:val="3"/>
         </w:numPr>
         <w:spacing w:after="80"/>
       </w:pPr>
@@ -946,7 +2253,7 @@
         <w:pStyle w:val="ListParagraph"/>
         <w:numPr>
           <w:ilvl w:val="0"/>
-          <w:numId w:val="2"/>
+          <w:numId w:val="3"/>
         </w:numPr>
         <w:spacing w:after="80"/>
       </w:pPr>
@@ -959,7 +2266,7 @@
         <w:pStyle w:val="ListParagraph"/>
         <w:numPr>
           <w:ilvl w:val="0"/>
-          <w:numId w:val="2"/>
+          <w:numId w:val="3"/>
         </w:numPr>
         <w:spacing w:after="80"/>
       </w:pPr>
@@ -972,7 +2279,7 @@
         <w:pStyle w:val="ListParagraph"/>
         <w:numPr>
           <w:ilvl w:val="0"/>
-          <w:numId w:val="2"/>
+          <w:numId w:val="3"/>
         </w:numPr>
         <w:spacing w:after="80"/>
       </w:pPr>
@@ -985,7 +2292,7 @@
         <w:pStyle w:val="ListParagraph"/>
         <w:numPr>
           <w:ilvl w:val="0"/>
-          <w:numId w:val="2"/>
+          <w:numId w:val="3"/>
         </w:numPr>
         <w:spacing w:after="80"/>
       </w:pPr>
@@ -1366,7 +2673,7 @@
         <w:pStyle w:val="ListParagraph"/>
         <w:numPr>
           <w:ilvl w:val="0"/>
-          <w:numId w:val="3"/>
+          <w:numId w:val="2"/>
         </w:numPr>
         <w:spacing w:after="80"/>
       </w:pPr>
@@ -1379,7 +2686,7 @@
         <w:pStyle w:val="ListParagraph"/>
         <w:numPr>
           <w:ilvl w:val="0"/>
-          <w:numId w:val="3"/>
+          <w:numId w:val="2"/>
         </w:numPr>
         <w:spacing w:after="80"/>
       </w:pPr>
@@ -1392,7 +2699,7 @@
         <w:pStyle w:val="ListParagraph"/>
         <w:numPr>
           <w:ilvl w:val="0"/>
-          <w:numId w:val="3"/>
+          <w:numId w:val="2"/>
         </w:numPr>
         <w:spacing w:after="80"/>
       </w:pPr>
@@ -1405,7 +2712,7 @@
         <w:pStyle w:val="ListParagraph"/>
         <w:numPr>
           <w:ilvl w:val="0"/>
-          <w:numId w:val="3"/>
+          <w:numId w:val="2"/>
         </w:numPr>
         <w:spacing w:after="80"/>
       </w:pPr>
@@ -1447,7 +2754,7 @@
         <w:pStyle w:val="ListParagraph"/>
         <w:numPr>
           <w:ilvl w:val="0"/>
-          <w:numId w:val="3"/>
+          <w:numId w:val="2"/>
         </w:numPr>
         <w:spacing w:after="80"/>
       </w:pPr>
@@ -1460,7 +2767,7 @@
         <w:pStyle w:val="ListParagraph"/>
         <w:numPr>
           <w:ilvl w:val="0"/>
-          <w:numId w:val="3"/>
+          <w:numId w:val="2"/>
         </w:numPr>
         <w:spacing w:after="80"/>
       </w:pPr>
@@ -1473,7 +2780,7 @@
         <w:pStyle w:val="ListParagraph"/>
         <w:numPr>
           <w:ilvl w:val="0"/>
-          <w:numId w:val="3"/>
+          <w:numId w:val="2"/>
         </w:numPr>
         <w:spacing w:after="80"/>
       </w:pPr>
@@ -1486,7 +2793,7 @@
         <w:pStyle w:val="ListParagraph"/>
         <w:numPr>
           <w:ilvl w:val="0"/>
-          <w:numId w:val="3"/>
+          <w:numId w:val="2"/>
         </w:numPr>
         <w:spacing w:after="80"/>
       </w:pPr>
@@ -1512,7 +2819,7 @@
         <w:pStyle w:val="ListParagraph"/>
         <w:numPr>
           <w:ilvl w:val="0"/>
-          <w:numId w:val="3"/>
+          <w:numId w:val="2"/>
         </w:numPr>
         <w:spacing w:after="80"/>
       </w:pPr>
@@ -1525,7 +2832,7 @@
         <w:pStyle w:val="ListParagraph"/>
         <w:numPr>
           <w:ilvl w:val="0"/>
-          <w:numId w:val="3"/>
+          <w:numId w:val="2"/>
         </w:numPr>
         <w:spacing w:after="80"/>
       </w:pPr>
@@ -1538,7 +2845,7 @@
         <w:pStyle w:val="ListParagraph"/>
         <w:numPr>
           <w:ilvl w:val="0"/>
-          <w:numId w:val="3"/>
+          <w:numId w:val="2"/>
         </w:numPr>
         <w:spacing w:after="80"/>
       </w:pPr>
@@ -1564,7 +2871,7 @@
         <w:pStyle w:val="ListParagraph"/>
         <w:numPr>
           <w:ilvl w:val="0"/>
-          <w:numId w:val="3"/>
+          <w:numId w:val="2"/>
         </w:numPr>
         <w:spacing w:after="80"/>
       </w:pPr>
@@ -1577,7 +2884,7 @@
         <w:pStyle w:val="ListParagraph"/>
         <w:numPr>
           <w:ilvl w:val="0"/>
-          <w:numId w:val="3"/>
+          <w:numId w:val="2"/>
         </w:numPr>
         <w:spacing w:after="80"/>
       </w:pPr>
@@ -1962,7 +3269,7 @@
         <w:pStyle w:val="ListParagraph"/>
         <w:numPr>
           <w:ilvl w:val="0"/>
-          <w:numId w:val="3"/>
+          <w:numId w:val="2"/>
         </w:numPr>
         <w:spacing w:after="80"/>
       </w:pPr>
@@ -1975,7 +3282,7 @@
         <w:pStyle w:val="ListParagraph"/>
         <w:numPr>
           <w:ilvl w:val="0"/>
-          <w:numId w:val="3"/>
+          <w:numId w:val="2"/>
         </w:numPr>
         <w:spacing w:after="80"/>
       </w:pPr>
@@ -1988,7 +3295,7 @@
         <w:pStyle w:val="ListParagraph"/>
         <w:numPr>
           <w:ilvl w:val="0"/>
-          <w:numId w:val="3"/>
+          <w:numId w:val="2"/>
         </w:numPr>
         <w:spacing w:after="80"/>
       </w:pPr>
@@ -2001,7 +3308,7 @@
         <w:pStyle w:val="ListParagraph"/>
         <w:numPr>
           <w:ilvl w:val="0"/>
-          <w:numId w:val="3"/>
+          <w:numId w:val="2"/>
         </w:numPr>
         <w:spacing w:after="80"/>
       </w:pPr>
@@ -2014,7 +3321,7 @@
         <w:pStyle w:val="ListParagraph"/>
         <w:numPr>
           <w:ilvl w:val="0"/>
-          <w:numId w:val="3"/>
+          <w:numId w:val="2"/>
         </w:numPr>
         <w:spacing w:after="80"/>
       </w:pPr>
@@ -2277,13 +3584,13 @@
     </w:lvlOverride>
   </w:num>
   <w:num w:numId="2">
-    <w:abstractNumId w:val="3"/>
+    <w:abstractNumId w:val="2"/>
     <w:lvlOverride w:ilvl="0">
       <w:startOverride w:val="1"/>
     </w:lvlOverride>
   </w:num>
   <w:num w:numId="3">
-    <w:abstractNumId w:val="2"/>
+    <w:abstractNumId w:val="3"/>
     <w:lvlOverride w:ilvl="0">
       <w:startOverride w:val="1"/>
     </w:lvlOverride>
